--- a/posts/lda/index.docx
+++ b/posts/lda/index.docx
@@ -52,7 +52,7 @@
         </w:p>
       </w:sdtContent>
     </w:sdt>
-    <w:bookmarkStart w:id="20" w:name="introduction"/>
+    <w:bookmarkStart w:id="9" w:name="introduction"/>
     <w:p>
       <w:pPr>
         <w:pStyle w:val="Heading2"/>
@@ -69,8 +69,8 @@
         <w:t xml:space="preserve">Linear Discriminant Analysis (LDA) is a supervised machine learning algorithm commonly used for classification tasks. It is widely applied when dealing with datasets where the number of predictors (features) exceeds the number of observations, or when multicollinearity is a concern. LDA works by projecting data onto a lower-dimensional space, maximizing the separation between classes.</w:t>
       </w:r>
     </w:p>
-    <w:bookmarkEnd w:id="20"/>
-    <w:bookmarkStart w:id="21" w:name="mathematical-foundation-of-lda"/>
+    <w:bookmarkEnd w:id="9"/>
+    <w:bookmarkStart w:id="10" w:name="mathematical-foundation-of-lda"/>
     <w:p>
       <w:pPr>
         <w:pStyle w:val="Heading2"/>
@@ -103,8 +103,8 @@
           <m:e>
             <m:r>
               <m:rPr>
+                <m:scr m:val="double-struck"/>
                 <m:sty m:val="p"/>
-                <m:scr m:val="double-struck"/>
               </m:rPr>
               <m:t>R</m:t>
             </m:r>
@@ -899,92 +899,96 @@
                   </m:r>
                 </m:sup>
                 <m:e>
-                  <m:d>
-                    <m:dPr>
-                      <m:begChr m:val="("/>
-                      <m:sepChr m:val=""/>
-                      <m:endChr m:val=")"/>
-                      <m:grow/>
-                    </m:dPr>
-                    <m:e>
-                      <m:sSub>
-                        <m:e>
-                          <m:r>
-                            <m:t>x</m:t>
-                          </m:r>
-                        </m:e>
-                        <m:sub>
-                          <m:r>
-                            <m:t>i</m:t>
-                          </m:r>
-                        </m:sub>
-                      </m:sSub>
-                      <m:r>
-                        <m:rPr>
-                          <m:sty m:val="p"/>
-                        </m:rPr>
-                        <m:t>−</m:t>
-                      </m:r>
-                      <m:sSub>
-                        <m:e>
-                          <m:r>
-                            <m:t>μ</m:t>
-                          </m:r>
-                        </m:e>
-                        <m:sub>
-                          <m:r>
-                            <m:t>k</m:t>
-                          </m:r>
-                        </m:sub>
-                      </m:sSub>
-                    </m:e>
-                  </m:d>
+                  <m:r>
+                    <m:rPr>
+                      <m:sty m:val="p"/>
+                    </m:rPr>
+                    <m:t>(</m:t>
+                  </m:r>
                 </m:e>
               </m:nary>
             </m:e>
           </m:nary>
+          <m:sSub>
+            <m:e>
+              <m:r>
+                <m:t>x</m:t>
+              </m:r>
+            </m:e>
+            <m:sub>
+              <m:r>
+                <m:t>i</m:t>
+              </m:r>
+            </m:sub>
+          </m:sSub>
+          <m:r>
+            <m:rPr>
+              <m:sty m:val="p"/>
+            </m:rPr>
+            <m:t>−</m:t>
+          </m:r>
+          <m:sSub>
+            <m:e>
+              <m:r>
+                <m:t>μ</m:t>
+              </m:r>
+            </m:e>
+            <m:sub>
+              <m:r>
+                <m:t>k</m:t>
+              </m:r>
+            </m:sub>
+          </m:sSub>
+          <m:r>
+            <m:rPr>
+              <m:sty m:val="p"/>
+            </m:rPr>
+            <m:t>)</m:t>
+          </m:r>
+          <m:r>
+            <m:rPr>
+              <m:sty m:val="p"/>
+            </m:rPr>
+            <m:t>(</m:t>
+          </m:r>
+          <m:sSub>
+            <m:e>
+              <m:r>
+                <m:t>x</m:t>
+              </m:r>
+            </m:e>
+            <m:sub>
+              <m:r>
+                <m:t>i</m:t>
+              </m:r>
+            </m:sub>
+          </m:sSub>
+          <m:r>
+            <m:rPr>
+              <m:sty m:val="p"/>
+            </m:rPr>
+            <m:t>−</m:t>
+          </m:r>
+          <m:sSub>
+            <m:e>
+              <m:r>
+                <m:t>μ</m:t>
+              </m:r>
+            </m:e>
+            <m:sub>
+              <m:r>
+                <m:t>k</m:t>
+              </m:r>
+            </m:sub>
+          </m:sSub>
           <m:sSup>
             <m:e>
-              <m:d>
-                <m:dPr>
-                  <m:begChr m:val="("/>
-                  <m:sepChr m:val=""/>
-                  <m:endChr m:val=")"/>
-                  <m:grow/>
-                </m:dPr>
-                <m:e>
-                  <m:sSub>
-                    <m:e>
-                      <m:r>
-                        <m:t>x</m:t>
-                      </m:r>
-                    </m:e>
-                    <m:sub>
-                      <m:r>
-                        <m:t>i</m:t>
-                      </m:r>
-                    </m:sub>
-                  </m:sSub>
-                  <m:r>
-                    <m:rPr>
-                      <m:sty m:val="p"/>
-                    </m:rPr>
-                    <m:t>−</m:t>
-                  </m:r>
-                  <m:sSub>
-                    <m:e>
-                      <m:r>
-                        <m:t>μ</m:t>
-                      </m:r>
-                    </m:e>
-                    <m:sub>
-                      <m:r>
-                        <m:t>k</m:t>
-                      </m:r>
-                    </m:sub>
-                  </m:sSub>
-                </m:e>
-              </m:d>
+              <m:r>
+                <m:rPr>
+                  <m:sty m:val="p"/>
+                </m:rPr>
+                <m:t>)</m:t>
+              </m:r>
             </m:e>
             <m:sup>
               <m:r>
@@ -1192,70 +1196,74 @@
               </m:sSub>
             </m:e>
           </m:nary>
-          <m:d>
-            <m:dPr>
-              <m:begChr m:val="("/>
-              <m:sepChr m:val=""/>
-              <m:endChr m:val=")"/>
-              <m:grow/>
-            </m:dPr>
+          <m:r>
+            <m:rPr>
+              <m:sty m:val="p"/>
+            </m:rPr>
+            <m:t>(</m:t>
+          </m:r>
+          <m:sSub>
             <m:e>
-              <m:sSub>
-                <m:e>
-                  <m:r>
-                    <m:t>μ</m:t>
-                  </m:r>
-                </m:e>
-                <m:sub>
-                  <m:r>
-                    <m:t>k</m:t>
-                  </m:r>
-                </m:sub>
-              </m:sSub>
+              <m:r>
+                <m:t>μ</m:t>
+              </m:r>
+            </m:e>
+            <m:sub>
+              <m:r>
+                <m:t>k</m:t>
+              </m:r>
+            </m:sub>
+          </m:sSub>
+          <m:r>
+            <m:rPr>
+              <m:sty m:val="p"/>
+            </m:rPr>
+            <m:t>−</m:t>
+          </m:r>
+          <m:r>
+            <m:t>μ</m:t>
+          </m:r>
+          <m:r>
+            <m:rPr>
+              <m:sty m:val="p"/>
+            </m:rPr>
+            <m:t>)</m:t>
+          </m:r>
+          <m:r>
+            <m:rPr>
+              <m:sty m:val="p"/>
+            </m:rPr>
+            <m:t>(</m:t>
+          </m:r>
+          <m:sSub>
+            <m:e>
+              <m:r>
+                <m:t>μ</m:t>
+              </m:r>
+            </m:e>
+            <m:sub>
+              <m:r>
+                <m:t>k</m:t>
+              </m:r>
+            </m:sub>
+          </m:sSub>
+          <m:r>
+            <m:rPr>
+              <m:sty m:val="p"/>
+            </m:rPr>
+            <m:t>−</m:t>
+          </m:r>
+          <m:r>
+            <m:t>μ</m:t>
+          </m:r>
+          <m:sSup>
+            <m:e>
               <m:r>
                 <m:rPr>
                   <m:sty m:val="p"/>
                 </m:rPr>
-                <m:t>−</m:t>
+                <m:t>)</m:t>
               </m:r>
-              <m:r>
-                <m:t>μ</m:t>
-              </m:r>
-            </m:e>
-          </m:d>
-          <m:sSup>
-            <m:e>
-              <m:d>
-                <m:dPr>
-                  <m:begChr m:val="("/>
-                  <m:sepChr m:val=""/>
-                  <m:endChr m:val=")"/>
-                  <m:grow/>
-                </m:dPr>
-                <m:e>
-                  <m:sSub>
-                    <m:e>
-                      <m:r>
-                        <m:t>μ</m:t>
-                      </m:r>
-                    </m:e>
-                    <m:sub>
-                      <m:r>
-                        <m:t>k</m:t>
-                      </m:r>
-                    </m:sub>
-                  </m:sSub>
-                  <m:r>
-                    <m:rPr>
-                      <m:sty m:val="p"/>
-                    </m:rPr>
-                    <m:t>−</m:t>
-                  </m:r>
-                  <m:r>
-                    <m:t>μ</m:t>
-                  </m:r>
-                </m:e>
-              </m:d>
             </m:e>
             <m:sup>
               <m:r>
@@ -1371,7 +1379,7 @@
       <m:oMath>
         <m:r>
           <m:rPr>
-            <m:sty m:val="b"/>
+            <m:sty m:val="bi"/>
           </m:rPr>
           <m:t>w</m:t>
         </m:r>
@@ -1424,22 +1432,24 @@
           <m:r>
             <m:t>J</m:t>
           </m:r>
-          <m:d>
-            <m:dPr>
-              <m:begChr m:val="("/>
-              <m:sepChr m:val=""/>
-              <m:endChr m:val=")"/>
-              <m:grow/>
-            </m:dPr>
-            <m:e>
-              <m:r>
-                <m:rPr>
-                  <m:sty m:val="b"/>
-                </m:rPr>
-                <m:t>w</m:t>
-              </m:r>
-            </m:e>
-          </m:d>
+          <m:r>
+            <m:rPr>
+              <m:sty m:val="p"/>
+            </m:rPr>
+            <m:t>(</m:t>
+          </m:r>
+          <m:r>
+            <m:rPr>
+              <m:sty m:val="bi"/>
+            </m:rPr>
+            <m:t>w</m:t>
+          </m:r>
+          <m:r>
+            <m:rPr>
+              <m:sty m:val="p"/>
+            </m:rPr>
+            <m:t>)</m:t>
+          </m:r>
           <m:r>
             <m:rPr>
               <m:sty m:val="p"/>
@@ -1455,7 +1465,7 @@
                 <m:e>
                   <m:r>
                     <m:rPr>
-                      <m:sty m:val="b"/>
+                      <m:sty m:val="bi"/>
                     </m:rPr>
                     <m:t>w</m:t>
                   </m:r>
@@ -1480,7 +1490,7 @@
               </m:sSub>
               <m:r>
                 <m:rPr>
-                  <m:sty m:val="b"/>
+                  <m:sty m:val="bi"/>
                 </m:rPr>
                 <m:t>w</m:t>
               </m:r>
@@ -1490,7 +1500,7 @@
                 <m:e>
                   <m:r>
                     <m:rPr>
-                      <m:sty m:val="b"/>
+                      <m:sty m:val="bi"/>
                     </m:rPr>
                     <m:t>w</m:t>
                   </m:r>
@@ -1515,7 +1525,7 @@
               </m:sSub>
               <m:r>
                 <m:rPr>
-                  <m:sty m:val="b"/>
+                  <m:sty m:val="bi"/>
                 </m:rPr>
                 <m:t>w</m:t>
               </m:r>
@@ -1547,7 +1557,7 @@
         </m:sSub>
         <m:r>
           <m:rPr>
-            <m:sty m:val="b"/>
+            <m:sty m:val="bi"/>
           </m:rPr>
           <m:t>w</m:t>
         </m:r>
@@ -1585,7 +1595,7 @@
         </m:sSub>
         <m:r>
           <m:rPr>
-            <m:sty m:val="b"/>
+            <m:sty m:val="bi"/>
           </m:rPr>
           <m:t>w</m:t>
         </m:r>
@@ -1611,22 +1621,24 @@
         <m:r>
           <m:t>J</m:t>
         </m:r>
-        <m:d>
-          <m:dPr>
-            <m:begChr m:val="("/>
-            <m:sepChr m:val=""/>
-            <m:endChr m:val=")"/>
-            <m:grow/>
-          </m:dPr>
-          <m:e>
-            <m:r>
-              <m:rPr>
-                <m:sty m:val="b"/>
-              </m:rPr>
-              <m:t>w</m:t>
-            </m:r>
-          </m:e>
-        </m:d>
+        <m:r>
+          <m:rPr>
+            <m:sty m:val="p"/>
+          </m:rPr>
+          <m:t>(</m:t>
+        </m:r>
+        <m:r>
+          <m:rPr>
+            <m:sty m:val="bi"/>
+          </m:rPr>
+          <m:t>w</m:t>
+        </m:r>
+        <m:r>
+          <m:rPr>
+            <m:sty m:val="p"/>
+          </m:rPr>
+          <m:t>)</m:t>
+        </m:r>
       </m:oMath>
       <w:r>
         <w:t xml:space="preserve"> </w:t>
@@ -1653,7 +1665,7 @@
       <m:oMath>
         <m:r>
           <m:rPr>
-            <m:sty m:val="b"/>
+            <m:sty m:val="bi"/>
           </m:rPr>
           <m:t>w</m:t>
         </m:r>
@@ -1711,7 +1723,7 @@
           </m:sSub>
           <m:r>
             <m:rPr>
-              <m:sty m:val="b"/>
+              <m:sty m:val="bi"/>
             </m:rPr>
             <m:t>w</m:t>
           </m:r>
@@ -1726,7 +1738,7 @@
           </m:r>
           <m:r>
             <m:rPr>
-              <m:sty m:val="b"/>
+              <m:sty m:val="bi"/>
             </m:rPr>
             <m:t>w</m:t>
           </m:r>
@@ -1746,7 +1758,7 @@
       <m:oMath>
         <m:r>
           <m:rPr>
-            <m:sty m:val="b"/>
+            <m:sty m:val="bi"/>
           </m:rPr>
           <m:t>w</m:t>
         </m:r>
@@ -1798,8 +1810,8 @@
         </w:pict>
       </w:r>
     </w:p>
-    <w:bookmarkEnd w:id="21"/>
-    <w:bookmarkStart w:id="34" w:name="dimensionality-reduction"/>
+    <w:bookmarkEnd w:id="10"/>
+    <w:bookmarkStart w:id="23" w:name="dimensionality-reduction"/>
     <w:p>
       <w:pPr>
         <w:pStyle w:val="Heading2"/>
@@ -1920,7 +1932,7 @@
         <w:t xml:space="preserve">Now before diving into the python code, let’s do some math by hand so that we can understand the skeleton of the process. Let’s create a small dataset with 6 features and 4 observations divided into 3 classes. We will use this dataset to manually go through the Linear Discriminant Analysis (LDA) process step by step.</w:t>
       </w:r>
     </w:p>
-    <w:bookmarkStart w:id="22" w:name="dataset"/>
+    <w:bookmarkStart w:id="11" w:name="dataset"/>
     <w:p>
       <w:pPr>
         <w:pStyle w:val="Heading3"/>
@@ -2060,6 +2072,9 @@
                 </m:sub>
               </m:sSub>
             </m:oMath>
+            <w:r>
+              <w:t xml:space="preserve">​</w:t>
+            </w:r>
           </w:p>
         </w:tc>
         <w:tc>
@@ -2148,6 +2163,9 @@
                 </m:sub>
               </m:sSub>
             </m:oMath>
+            <w:r>
+              <w:t xml:space="preserve">​</w:t>
+            </w:r>
           </w:p>
         </w:tc>
       </w:tr>
@@ -2172,6 +2190,9 @@
                 </m:sub>
               </m:sSub>
             </m:oMath>
+            <w:r>
+              <w:t xml:space="preserve">​</w:t>
+            </w:r>
           </w:p>
         </w:tc>
         <w:tc>
@@ -2260,6 +2281,9 @@
                 </m:sub>
               </m:sSub>
             </m:oMath>
+            <w:r>
+              <w:t xml:space="preserve">​</w:t>
+            </w:r>
           </w:p>
         </w:tc>
       </w:tr>
@@ -2284,6 +2308,9 @@
                 </m:sub>
               </m:sSub>
             </m:oMath>
+            <w:r>
+              <w:t xml:space="preserve">​</w:t>
+            </w:r>
           </w:p>
         </w:tc>
         <w:tc>
@@ -2372,6 +2399,9 @@
                 </m:sub>
               </m:sSub>
             </m:oMath>
+            <w:r>
+              <w:t xml:space="preserve">​</w:t>
+            </w:r>
           </w:p>
         </w:tc>
       </w:tr>
@@ -2396,6 +2426,9 @@
                 </m:sub>
               </m:sSub>
             </m:oMath>
+            <w:r>
+              <w:t xml:space="preserve">​</w:t>
+            </w:r>
           </w:p>
         </w:tc>
         <w:tc>
@@ -2484,6 +2517,9 @@
                 </m:sub>
               </m:sSub>
             </m:oMath>
+            <w:r>
+              <w:t xml:space="preserve">​</w:t>
+            </w:r>
           </w:p>
         </w:tc>
       </w:tr>
@@ -2496,8 +2532,8 @@
         <w:t xml:space="preserve">Now, we’ll walk through the mathematical steps of LDA for this small dataset.</w:t>
       </w:r>
     </w:p>
-    <w:bookmarkEnd w:id="22"/>
-    <w:bookmarkStart w:id="23" w:name="compute-class-means-mu_k-for-each-class"/>
+    <w:bookmarkEnd w:id="11"/>
+    <w:bookmarkStart w:id="12" w:name="compute-class-means-mu_k-for-each-class"/>
     <w:p>
       <w:pPr>
         <w:pStyle w:val="Heading3"/>
@@ -3171,8 +3207,8 @@
         </m:oMath>
       </m:oMathPara>
     </w:p>
-    <w:bookmarkEnd w:id="23"/>
-    <w:bookmarkStart w:id="24" w:name="compute-overall-mean-mu"/>
+    <w:bookmarkEnd w:id="12"/>
+    <w:bookmarkStart w:id="13" w:name="compute-overall-mean-mu"/>
     <w:p>
       <w:pPr>
         <w:pStyle w:val="Heading3"/>
@@ -3698,8 +3734,8 @@
         </m:oMath>
       </m:oMathPara>
     </w:p>
-    <w:bookmarkEnd w:id="24"/>
-    <w:bookmarkStart w:id="25" w:name="X5da8574b4110a05d7331446a5904600d3a487fe"/>
+    <w:bookmarkEnd w:id="13"/>
+    <w:bookmarkStart w:id="14" w:name="X5da8574b4110a05d7331446a5904600d3a487fe"/>
     <w:p>
       <w:pPr>
         <w:pStyle w:val="Heading3"/>
@@ -3892,92 +3928,96 @@
                   </m:r>
                 </m:sup>
                 <m:e>
-                  <m:d>
-                    <m:dPr>
-                      <m:begChr m:val="("/>
-                      <m:sepChr m:val=""/>
-                      <m:endChr m:val=")"/>
-                      <m:grow/>
-                    </m:dPr>
-                    <m:e>
-                      <m:sSub>
-                        <m:e>
-                          <m:r>
-                            <m:t>x</m:t>
-                          </m:r>
-                        </m:e>
-                        <m:sub>
-                          <m:r>
-                            <m:t>i</m:t>
-                          </m:r>
-                        </m:sub>
-                      </m:sSub>
-                      <m:r>
-                        <m:rPr>
-                          <m:sty m:val="p"/>
-                        </m:rPr>
-                        <m:t>−</m:t>
-                      </m:r>
-                      <m:sSub>
-                        <m:e>
-                          <m:r>
-                            <m:t>μ</m:t>
-                          </m:r>
-                        </m:e>
-                        <m:sub>
-                          <m:r>
-                            <m:t>k</m:t>
-                          </m:r>
-                        </m:sub>
-                      </m:sSub>
-                    </m:e>
-                  </m:d>
+                  <m:r>
+                    <m:rPr>
+                      <m:sty m:val="p"/>
+                    </m:rPr>
+                    <m:t>(</m:t>
+                  </m:r>
                 </m:e>
               </m:nary>
             </m:e>
           </m:nary>
+          <m:sSub>
+            <m:e>
+              <m:r>
+                <m:t>x</m:t>
+              </m:r>
+            </m:e>
+            <m:sub>
+              <m:r>
+                <m:t>i</m:t>
+              </m:r>
+            </m:sub>
+          </m:sSub>
+          <m:r>
+            <m:rPr>
+              <m:sty m:val="p"/>
+            </m:rPr>
+            <m:t>−</m:t>
+          </m:r>
+          <m:sSub>
+            <m:e>
+              <m:r>
+                <m:t>μ</m:t>
+              </m:r>
+            </m:e>
+            <m:sub>
+              <m:r>
+                <m:t>k</m:t>
+              </m:r>
+            </m:sub>
+          </m:sSub>
+          <m:r>
+            <m:rPr>
+              <m:sty m:val="p"/>
+            </m:rPr>
+            <m:t>)</m:t>
+          </m:r>
+          <m:r>
+            <m:rPr>
+              <m:sty m:val="p"/>
+            </m:rPr>
+            <m:t>(</m:t>
+          </m:r>
+          <m:sSub>
+            <m:e>
+              <m:r>
+                <m:t>x</m:t>
+              </m:r>
+            </m:e>
+            <m:sub>
+              <m:r>
+                <m:t>i</m:t>
+              </m:r>
+            </m:sub>
+          </m:sSub>
+          <m:r>
+            <m:rPr>
+              <m:sty m:val="p"/>
+            </m:rPr>
+            <m:t>−</m:t>
+          </m:r>
+          <m:sSub>
+            <m:e>
+              <m:r>
+                <m:t>μ</m:t>
+              </m:r>
+            </m:e>
+            <m:sub>
+              <m:r>
+                <m:t>k</m:t>
+              </m:r>
+            </m:sub>
+          </m:sSub>
           <m:sSup>
             <m:e>
-              <m:d>
-                <m:dPr>
-                  <m:begChr m:val="("/>
-                  <m:sepChr m:val=""/>
-                  <m:endChr m:val=")"/>
-                  <m:grow/>
-                </m:dPr>
-                <m:e>
-                  <m:sSub>
-                    <m:e>
-                      <m:r>
-                        <m:t>x</m:t>
-                      </m:r>
-                    </m:e>
-                    <m:sub>
-                      <m:r>
-                        <m:t>i</m:t>
-                      </m:r>
-                    </m:sub>
-                  </m:sSub>
-                  <m:r>
-                    <m:rPr>
-                      <m:sty m:val="p"/>
-                    </m:rPr>
-                    <m:t>−</m:t>
-                  </m:r>
-                  <m:sSub>
-                    <m:e>
-                      <m:r>
-                        <m:t>μ</m:t>
-                      </m:r>
-                    </m:e>
-                    <m:sub>
-                      <m:r>
-                        <m:t>k</m:t>
-                      </m:r>
-                    </m:sub>
-                  </m:sSub>
-                </m:e>
-              </m:d>
+              <m:r>
+                <m:rPr>
+                  <m:sty m:val="p"/>
+                </m:rPr>
+                <m:t>)</m:t>
+              </m:r>
             </m:e>
             <m:sup>
               <m:r>
@@ -4571,8 +4611,8 @@
         </m:oMath>
       </m:oMathPara>
     </w:p>
-    <w:bookmarkEnd w:id="25"/>
-    <w:bookmarkStart w:id="26" w:name="Xf351ecc7ee6d40b16b1b91c22f508388f7a3a4a"/>
+    <w:bookmarkEnd w:id="14"/>
+    <w:bookmarkStart w:id="15" w:name="Xf351ecc7ee6d40b16b1b91c22f508388f7a3a4a"/>
     <w:p>
       <w:pPr>
         <w:pStyle w:val="Heading3"/>
@@ -4697,70 +4737,74 @@
               </m:sSub>
             </m:e>
           </m:nary>
-          <m:d>
-            <m:dPr>
-              <m:begChr m:val="("/>
-              <m:sepChr m:val=""/>
-              <m:endChr m:val=")"/>
-              <m:grow/>
-            </m:dPr>
+          <m:r>
+            <m:rPr>
+              <m:sty m:val="p"/>
+            </m:rPr>
+            <m:t>(</m:t>
+          </m:r>
+          <m:sSub>
             <m:e>
-              <m:sSub>
-                <m:e>
-                  <m:r>
-                    <m:t>μ</m:t>
-                  </m:r>
-                </m:e>
-                <m:sub>
-                  <m:r>
-                    <m:t>k</m:t>
-                  </m:r>
-                </m:sub>
-              </m:sSub>
+              <m:r>
+                <m:t>μ</m:t>
+              </m:r>
+            </m:e>
+            <m:sub>
+              <m:r>
+                <m:t>k</m:t>
+              </m:r>
+            </m:sub>
+          </m:sSub>
+          <m:r>
+            <m:rPr>
+              <m:sty m:val="p"/>
+            </m:rPr>
+            <m:t>−</m:t>
+          </m:r>
+          <m:r>
+            <m:t>μ</m:t>
+          </m:r>
+          <m:r>
+            <m:rPr>
+              <m:sty m:val="p"/>
+            </m:rPr>
+            <m:t>)</m:t>
+          </m:r>
+          <m:r>
+            <m:rPr>
+              <m:sty m:val="p"/>
+            </m:rPr>
+            <m:t>(</m:t>
+          </m:r>
+          <m:sSub>
+            <m:e>
+              <m:r>
+                <m:t>μ</m:t>
+              </m:r>
+            </m:e>
+            <m:sub>
+              <m:r>
+                <m:t>k</m:t>
+              </m:r>
+            </m:sub>
+          </m:sSub>
+          <m:r>
+            <m:rPr>
+              <m:sty m:val="p"/>
+            </m:rPr>
+            <m:t>−</m:t>
+          </m:r>
+          <m:r>
+            <m:t>μ</m:t>
+          </m:r>
+          <m:sSup>
+            <m:e>
               <m:r>
                 <m:rPr>
                   <m:sty m:val="p"/>
                 </m:rPr>
-                <m:t>−</m:t>
+                <m:t>)</m:t>
               </m:r>
-              <m:r>
-                <m:t>μ</m:t>
-              </m:r>
-            </m:e>
-          </m:d>
-          <m:sSup>
-            <m:e>
-              <m:d>
-                <m:dPr>
-                  <m:begChr m:val="("/>
-                  <m:sepChr m:val=""/>
-                  <m:endChr m:val=")"/>
-                  <m:grow/>
-                </m:dPr>
-                <m:e>
-                  <m:sSub>
-                    <m:e>
-                      <m:r>
-                        <m:t>μ</m:t>
-                      </m:r>
-                    </m:e>
-                    <m:sub>
-                      <m:r>
-                        <m:t>k</m:t>
-                      </m:r>
-                    </m:sub>
-                  </m:sSub>
-                  <m:r>
-                    <m:rPr>
-                      <m:sty m:val="p"/>
-                    </m:rPr>
-                    <m:t>−</m:t>
-                  </m:r>
-                  <m:r>
-                    <m:t>μ</m:t>
-                  </m:r>
-                </m:e>
-              </m:d>
             </m:e>
             <m:sup>
               <m:r>
@@ -4840,37 +4884,39 @@
           <m:jc m:val="center"/>
         </m:oMathParaPr>
         <m:oMath>
-          <m:d>
-            <m:dPr>
-              <m:begChr m:val="("/>
-              <m:sepChr m:val=""/>
-              <m:endChr m:val=")"/>
-              <m:grow/>
-            </m:dPr>
+          <m:r>
+            <m:rPr>
+              <m:sty m:val="p"/>
+            </m:rPr>
+            <m:t>(</m:t>
+          </m:r>
+          <m:sSub>
             <m:e>
-              <m:sSub>
-                <m:e>
-                  <m:r>
-                    <m:t>μ</m:t>
-                  </m:r>
-                </m:e>
-                <m:sub>
-                  <m:r>
-                    <m:t>1</m:t>
-                  </m:r>
-                </m:sub>
-              </m:sSub>
-              <m:r>
-                <m:rPr>
-                  <m:sty m:val="p"/>
-                </m:rPr>
-                <m:t>−</m:t>
-              </m:r>
               <m:r>
                 <m:t>μ</m:t>
               </m:r>
             </m:e>
-          </m:d>
+            <m:sub>
+              <m:r>
+                <m:t>1</m:t>
+              </m:r>
+            </m:sub>
+          </m:sSub>
+          <m:r>
+            <m:rPr>
+              <m:sty m:val="p"/>
+            </m:rPr>
+            <m:t>−</m:t>
+          </m:r>
+          <m:r>
+            <m:t>μ</m:t>
+          </m:r>
+          <m:r>
+            <m:rPr>
+              <m:sty m:val="p"/>
+            </m:rPr>
+            <m:t>)</m:t>
+          </m:r>
           <m:r>
             <m:rPr>
               <m:sty m:val="p"/>
@@ -5204,37 +5250,39 @@
           <m:jc m:val="center"/>
         </m:oMathParaPr>
         <m:oMath>
-          <m:d>
-            <m:dPr>
-              <m:begChr m:val="("/>
-              <m:sepChr m:val=""/>
-              <m:endChr m:val=")"/>
-              <m:grow/>
-            </m:dPr>
+          <m:r>
+            <m:rPr>
+              <m:sty m:val="p"/>
+            </m:rPr>
+            <m:t>(</m:t>
+          </m:r>
+          <m:sSub>
             <m:e>
-              <m:sSub>
-                <m:e>
-                  <m:r>
-                    <m:t>μ</m:t>
-                  </m:r>
-                </m:e>
-                <m:sub>
-                  <m:r>
-                    <m:t>2</m:t>
-                  </m:r>
-                </m:sub>
-              </m:sSub>
-              <m:r>
-                <m:rPr>
-                  <m:sty m:val="p"/>
-                </m:rPr>
-                <m:t>−</m:t>
-              </m:r>
               <m:r>
                 <m:t>μ</m:t>
               </m:r>
             </m:e>
-          </m:d>
+            <m:sub>
+              <m:r>
+                <m:t>2</m:t>
+              </m:r>
+            </m:sub>
+          </m:sSub>
+          <m:r>
+            <m:rPr>
+              <m:sty m:val="p"/>
+            </m:rPr>
+            <m:t>−</m:t>
+          </m:r>
+          <m:r>
+            <m:t>μ</m:t>
+          </m:r>
+          <m:r>
+            <m:rPr>
+              <m:sty m:val="p"/>
+            </m:rPr>
+            <m:t>)</m:t>
+          </m:r>
           <m:r>
             <m:rPr>
               <m:sty m:val="p"/>
@@ -5583,37 +5631,39 @@
           <m:jc m:val="center"/>
         </m:oMathParaPr>
         <m:oMath>
-          <m:d>
-            <m:dPr>
-              <m:begChr m:val="("/>
-              <m:sepChr m:val=""/>
-              <m:endChr m:val=")"/>
-              <m:grow/>
-            </m:dPr>
+          <m:r>
+            <m:rPr>
+              <m:sty m:val="p"/>
+            </m:rPr>
+            <m:t>(</m:t>
+          </m:r>
+          <m:sSub>
             <m:e>
-              <m:sSub>
-                <m:e>
-                  <m:r>
-                    <m:t>μ</m:t>
-                  </m:r>
-                </m:e>
-                <m:sub>
-                  <m:r>
-                    <m:t>3</m:t>
-                  </m:r>
-                </m:sub>
-              </m:sSub>
-              <m:r>
-                <m:rPr>
-                  <m:sty m:val="p"/>
-                </m:rPr>
-                <m:t>−</m:t>
-              </m:r>
               <m:r>
                 <m:t>μ</m:t>
               </m:r>
             </m:e>
-          </m:d>
+            <m:sub>
+              <m:r>
+                <m:t>3</m:t>
+              </m:r>
+            </m:sub>
+          </m:sSub>
+          <m:r>
+            <m:rPr>
+              <m:sty m:val="p"/>
+            </m:rPr>
+            <m:t>−</m:t>
+          </m:r>
+          <m:r>
+            <m:t>μ</m:t>
+          </m:r>
+          <m:r>
+            <m:rPr>
+              <m:sty m:val="p"/>
+            </m:rPr>
+            <m:t>)</m:t>
+          </m:r>
           <m:r>
             <m:rPr>
               <m:sty m:val="p"/>
@@ -6276,8 +6326,8 @@
         </m:oMath>
       </m:oMathPara>
     </w:p>
-    <w:bookmarkEnd w:id="26"/>
-    <w:bookmarkStart w:id="27" w:name="solve-the-eigenvalue-problem"/>
+    <w:bookmarkEnd w:id="15"/>
+    <w:bookmarkStart w:id="16" w:name="solve-the-eigenvalue-problem"/>
     <w:p>
       <w:pPr>
         <w:pStyle w:val="Heading3"/>
@@ -6343,7 +6393,7 @@
           </m:sSub>
           <m:r>
             <m:rPr>
-              <m:sty m:val="b"/>
+              <m:sty m:val="bi"/>
             </m:rPr>
             <m:t>w</m:t>
           </m:r>
@@ -6358,7 +6408,7 @@
           </m:r>
           <m:r>
             <m:rPr>
-              <m:sty m:val="b"/>
+              <m:sty m:val="bi"/>
             </m:rPr>
             <m:t>w</m:t>
           </m:r>
@@ -6392,7 +6442,7 @@
       <m:oMath>
         <m:r>
           <m:rPr>
-            <m:sty m:val="b"/>
+            <m:sty m:val="bi"/>
           </m:rPr>
           <m:t>w</m:t>
         </m:r>
@@ -6747,6 +6797,9 @@
           <m:t>6.00</m:t>
         </m:r>
       </m:oMath>
+      <w:r>
+        <w:t xml:space="preserve">​</w:t>
+      </w:r>
     </w:p>
     <w:p>
       <w:pPr>
@@ -6803,6 +6856,9 @@
           </m:sup>
         </m:sSup>
       </m:oMath>
+      <w:r>
+        <w:t xml:space="preserve">​</w:t>
+      </w:r>
     </w:p>
     <w:p>
       <w:pPr>
@@ -6825,7 +6881,7 @@
             <m:e>
               <m:r>
                 <m:rPr>
-                  <m:sty m:val="b"/>
+                  <m:sty m:val="bi"/>
                 </m:rPr>
                 <m:t>w</m:t>
               </m:r>
@@ -6960,7 +7016,7 @@
             <m:e>
               <m:r>
                 <m:rPr>
-                  <m:sty m:val="b"/>
+                  <m:sty m:val="bi"/>
                 </m:rPr>
                 <m:t>w</m:t>
               </m:r>
@@ -7098,7 +7154,7 @@
       <m:oMath>
         <m:r>
           <m:rPr>
-            <m:sty m:val="b"/>
+            <m:sty m:val="bi"/>
           </m:rPr>
           <m:t>w</m:t>
         </m:r>
@@ -7357,7 +7413,7 @@
           <m:e>
             <m:r>
               <m:rPr>
-                <m:sty m:val="b"/>
+                <m:sty m:val="bi"/>
               </m:rPr>
               <m:t>w</m:t>
             </m:r>
@@ -7383,7 +7439,7 @@
           <m:e>
             <m:r>
               <m:rPr>
-                <m:sty m:val="b"/>
+                <m:sty m:val="bi"/>
               </m:rPr>
               <m:t>w</m:t>
             </m:r>
@@ -7808,8 +7864,8 @@
         <w:pStyle w:val="BodyText"/>
       </w:pPr>
     </w:p>
-    <w:bookmarkEnd w:id="27"/>
-    <w:bookmarkStart w:id="31" w:name="step-6-visualizing-the-results"/>
+    <w:bookmarkEnd w:id="16"/>
+    <w:bookmarkStart w:id="20" w:name="step-6-visualizing-the-results"/>
     <w:p>
       <w:pPr>
         <w:pStyle w:val="Heading3"/>
@@ -9178,18 +9234,18 @@
           <wp:inline>
             <wp:extent cx="5334000" cy="4163704"/>
             <wp:effectExtent b="0" l="0" r="0" t="0"/>
-            <wp:docPr descr="" title="" id="29" name="Picture"/>
+            <wp:docPr descr="" title="" id="18" name="Picture"/>
             <a:graphic>
               <a:graphicData uri="http://schemas.openxmlformats.org/drawingml/2006/picture">
                 <pic:pic>
                   <pic:nvPicPr>
-                    <pic:cNvPr descr="index_files/figure-docx/cell-2-output-1.png" id="30" name="Picture"/>
+                    <pic:cNvPr descr="index_files/figure-docx/cell-2-output-1.png" id="19" name="Picture"/>
                     <pic:cNvPicPr>
                       <a:picLocks noChangeArrowheads="1" noChangeAspect="1"/>
                     </pic:cNvPicPr>
                   </pic:nvPicPr>
                   <pic:blipFill>
-                    <a:blip r:embed="rId28"/>
+                    <a:blip r:embed="rId17"/>
                     <a:stretch>
                       <a:fillRect/>
                     </a:stretch>
@@ -9223,8 +9279,8 @@
         </w:pict>
       </w:r>
     </w:p>
-    <w:bookmarkEnd w:id="31"/>
-    <w:bookmarkStart w:id="32" w:name="X7ad47a809656373d926825dc0b3c22380c48520"/>
+    <w:bookmarkEnd w:id="20"/>
+    <w:bookmarkStart w:id="21" w:name="X7ad47a809656373d926825dc0b3c22380c48520"/>
     <w:p>
       <w:pPr>
         <w:pStyle w:val="Heading3"/>
@@ -9324,7 +9380,7 @@
           <m:e>
             <m:r>
               <m:rPr>
-                <m:sty m:val="b"/>
+                <m:sty m:val="bi"/>
               </m:rPr>
               <m:t>w</m:t>
             </m:r>
@@ -9350,7 +9406,7 @@
           <m:e>
             <m:r>
               <m:rPr>
-                <m:sty m:val="b"/>
+                <m:sty m:val="bi"/>
               </m:rPr>
               <m:t>w</m:t>
             </m:r>
@@ -9403,8 +9459,8 @@
         </w:pict>
       </w:r>
     </w:p>
-    <w:bookmarkEnd w:id="32"/>
-    <w:bookmarkStart w:id="33" w:name="final-summary"/>
+    <w:bookmarkEnd w:id="21"/>
+    <w:bookmarkStart w:id="22" w:name="final-summary"/>
     <w:p>
       <w:pPr>
         <w:pStyle w:val="Heading3"/>
@@ -9553,7 +9609,7 @@
         </m:sSub>
         <m:r>
           <m:rPr>
-            <m:sty m:val="b"/>
+            <m:sty m:val="bi"/>
           </m:rPr>
           <m:t>w</m:t>
         </m:r>
@@ -9568,7 +9624,7 @@
         </m:r>
         <m:r>
           <m:rPr>
-            <m:sty m:val="b"/>
+            <m:sty m:val="bi"/>
           </m:rPr>
           <m:t>w</m:t>
         </m:r>
@@ -9585,7 +9641,7 @@
       <m:oMath>
         <m:r>
           <m:rPr>
-            <m:sty m:val="b"/>
+            <m:sty m:val="bi"/>
           </m:rPr>
           <m:t>w</m:t>
         </m:r>
@@ -9605,9 +9661,9 @@
         <w:t xml:space="preserve">This is how LDA works step by step, using a small dataset as an example.</w:t>
       </w:r>
     </w:p>
-    <w:bookmarkEnd w:id="33"/>
-    <w:bookmarkEnd w:id="34"/>
-    <w:bookmarkStart w:id="38" w:name="python-code-example"/>
+    <w:bookmarkEnd w:id="22"/>
+    <w:bookmarkEnd w:id="23"/>
+    <w:bookmarkStart w:id="27" w:name="python-code-example"/>
     <w:p>
       <w:pPr>
         <w:pStyle w:val="Heading2"/>
@@ -13232,10 +13288,7 @@
         <w:rPr>
           <w:rStyle w:val="VerbatimChar"/>
         </w:rPr>
-        <w:t xml:space="preserve">/opt/hostedtoolcache/Python/3.10.18/x64/lib/python3.10/site-packages/matplotlib/cbook.py:1719: ComplexWarning:</w:t>
-      </w:r>
-      <w:r>
-        <w:br/>
+        <w:t xml:space="preserve">/opt/hostedtoolcache/Python/3.10.21/x64/lib/python3.10/site-packages/matplotlib/cbook.py:1719: ComplexWarning: Casting complex values to real discards the imaginary part</w:t>
       </w:r>
       <w:r>
         <w:br/>
@@ -13244,10 +13297,7 @@
         <w:rPr>
           <w:rStyle w:val="VerbatimChar"/>
         </w:rPr>
-        <w:t xml:space="preserve">Casting complex values to real discards the imaginary part</w:t>
-      </w:r>
-      <w:r>
-        <w:br/>
+        <w:t xml:space="preserve">  return math.isfinite(val)</w:t>
       </w:r>
       <w:r>
         <w:br/>
@@ -13256,10 +13306,7 @@
         <w:rPr>
           <w:rStyle w:val="VerbatimChar"/>
         </w:rPr>
-        <w:t xml:space="preserve">/opt/hostedtoolcache/Python/3.10.18/x64/lib/python3.10/site-packages/matplotlib/collections.py:200: ComplexWarning:</w:t>
-      </w:r>
-      <w:r>
-        <w:br/>
+        <w:t xml:space="preserve">/opt/hostedtoolcache/Python/3.10.21/x64/lib/python3.10/site-packages/matplotlib/collections.py:200: ComplexWarning: Casting complex values to real discards the imaginary part</w:t>
       </w:r>
       <w:r>
         <w:br/>
@@ -13268,7 +13315,7 @@
         <w:rPr>
           <w:rStyle w:val="VerbatimChar"/>
         </w:rPr>
-        <w:t xml:space="preserve">Casting complex values to real discards the imaginary part</w:t>
+        <w:t xml:space="preserve">  offsets = np.asanyarray(offsets, float)</w:t>
       </w:r>
     </w:p>
     <w:p>
@@ -13280,18 +13327,18 @@
           <wp:inline>
             <wp:extent cx="5334000" cy="2711852"/>
             <wp:effectExtent b="0" l="0" r="0" t="0"/>
-            <wp:docPr descr="" title="" id="36" name="Picture"/>
+            <wp:docPr descr="" title="" id="25" name="Picture"/>
             <a:graphic>
               <a:graphicData uri="http://schemas.openxmlformats.org/drawingml/2006/picture">
                 <pic:pic>
                   <pic:nvPicPr>
-                    <pic:cNvPr descr="index_files/figure-docx/cell-4-output-2.png" id="37" name="Picture"/>
+                    <pic:cNvPr descr="index_files/figure-docx/cell-4-output-2.png" id="26" name="Picture"/>
                     <pic:cNvPicPr>
                       <a:picLocks noChangeArrowheads="1" noChangeAspect="1"/>
                     </pic:cNvPicPr>
                   </pic:nvPicPr>
                   <pic:blipFill>
-                    <a:blip r:embed="rId35"/>
+                    <a:blip r:embed="rId24"/>
                     <a:stretch>
                       <a:fillRect/>
                     </a:stretch>
@@ -13889,8 +13936,8 @@
         </w:pict>
       </w:r>
     </w:p>
-    <w:bookmarkEnd w:id="38"/>
-    <w:bookmarkStart w:id="40" w:name="conclusion"/>
+    <w:bookmarkEnd w:id="27"/>
+    <w:bookmarkStart w:id="29" w:name="conclusion"/>
     <w:p>
       <w:pPr>
         <w:pStyle w:val="Heading2"/>
@@ -13907,7 +13954,7 @@
         <w:t xml:space="preserve">Linear Discriminant Analysis (LDA) is a powerful technique for dimensionality reduction and classification. Its goal is to find directions (linear combinations of the original features) that best separate the classes by maximizing between-class variance while minimizing within-class variance.</w:t>
       </w:r>
     </w:p>
-    <w:bookmarkStart w:id="39" w:name="disclaimer"/>
+    <w:bookmarkStart w:id="28" w:name="disclaimer"/>
     <w:p>
       <w:pPr>
         <w:pStyle w:val="Heading3"/>
@@ -13924,9 +13971,9 @@
         <w:t xml:space="preserve">For the mathematical explanation, I used generative AI to produce the matrices and vectors and their manipulations. So it won’t be surprising if a calculation mistake is found. The custom python class was created by the help of ChatGPT4</w:t>
       </w:r>
     </w:p>
-    <w:bookmarkEnd w:id="39"/>
-    <w:bookmarkEnd w:id="40"/>
-    <w:bookmarkStart w:id="42" w:name="references"/>
+    <w:bookmarkEnd w:id="28"/>
+    <w:bookmarkEnd w:id="29"/>
+    <w:bookmarkStart w:id="31" w:name="references"/>
     <w:p>
       <w:pPr>
         <w:pStyle w:val="Heading2"/>
@@ -14107,8 +14154,8 @@
         <w:t xml:space="preserve"> </w:t>
       </w:r>
     </w:p>
-    <w:bookmarkStart w:id="41" w:name="fb-root"/>
-    <w:bookmarkEnd w:id="41"/>
+    <w:bookmarkStart w:id="30" w:name="fb-root"/>
+    <w:bookmarkEnd w:id="30"/>
     <w:p>
       <w:r>
         <w:pict>
@@ -14128,7 +14175,7 @@
         <w:t xml:space="preserve">You may also like</w:t>
       </w:r>
     </w:p>
-    <w:bookmarkEnd w:id="42"/>
+    <w:bookmarkEnd w:id="31"/>
     <w:sectPr>
       <w:footnotePr>
         <w:numRestart w:val="eachSect"/>
@@ -14546,10 +14593,10 @@
   <w:docDefaults>
     <w:rPrDefault>
       <w:rPr>
-        <w:rFonts w:asciiTheme="minorHAnsi" w:cstheme="minorBidi" w:eastAsiaTheme="minorHAnsi" w:hAnsiTheme="minorHAnsi"/>
+        <w:rFonts w:asciiTheme="minorHAnsi" w:cstheme="minorBidi" w:eastAsiaTheme="minorEastAsia" w:hAnsiTheme="minorHAnsi"/>
         <w:sz w:val="24"/>
         <w:szCs w:val="24"/>
-        <w:lang w:bidi="ar-SA" w:eastAsia="en-US" w:val="en-US"/>
+        <w:lang w:bidi="ar-SA" w:eastAsia="zh-CN" w:val="en-US"/>
       </w:rPr>
     </w:rPrDefault>
     <w:pPrDefault>
@@ -15090,13 +15137,6 @@
       </w:tblCellMar>
     </w:tblPr>
     <w:tblStylePr w:type="firstRow">
-      <w:tblPr>
-        <w:jc w:val="left"/>
-        <w:tblInd w:type="dxa" w:w="0"/>
-      </w:tblPr>
-      <w:trPr>
-        <w:jc w:val="left"/>
-      </w:trPr>
       <w:tcPr>
         <w:tcBorders>
           <w:bottom w:val="single"/>

--- a/posts/lda/index.docx
+++ b/posts/lda/index.docx
@@ -13282,44 +13282,6 @@
     </w:p>
     <w:p>
       <w:pPr>
-        <w:pStyle w:val="SourceCode"/>
-      </w:pPr>
-      <w:r>
-        <w:rPr>
-          <w:rStyle w:val="VerbatimChar"/>
-        </w:rPr>
-        <w:t xml:space="preserve">/opt/hostedtoolcache/Python/3.10.21/x64/lib/python3.10/site-packages/matplotlib/cbook.py:1719: ComplexWarning: Casting complex values to real discards the imaginary part</w:t>
-      </w:r>
-      <w:r>
-        <w:br/>
-      </w:r>
-      <w:r>
-        <w:rPr>
-          <w:rStyle w:val="VerbatimChar"/>
-        </w:rPr>
-        <w:t xml:space="preserve">  return math.isfinite(val)</w:t>
-      </w:r>
-      <w:r>
-        <w:br/>
-      </w:r>
-      <w:r>
-        <w:rPr>
-          <w:rStyle w:val="VerbatimChar"/>
-        </w:rPr>
-        <w:t xml:space="preserve">/opt/hostedtoolcache/Python/3.10.21/x64/lib/python3.10/site-packages/matplotlib/collections.py:200: ComplexWarning: Casting complex values to real discards the imaginary part</w:t>
-      </w:r>
-      <w:r>
-        <w:br/>
-      </w:r>
-      <w:r>
-        <w:rPr>
-          <w:rStyle w:val="VerbatimChar"/>
-        </w:rPr>
-        <w:t xml:space="preserve">  offsets = np.asanyarray(offsets, float)</w:t>
-      </w:r>
-    </w:p>
-    <w:p>
-      <w:pPr>
         <w:pStyle w:val="FirstParagraph"/>
       </w:pPr>
       <w:r>
@@ -13332,7 +13294,7 @@
               <a:graphicData uri="http://schemas.openxmlformats.org/drawingml/2006/picture">
                 <pic:pic>
                   <pic:nvPicPr>
-                    <pic:cNvPr descr="index_files/figure-docx/cell-4-output-2.png" id="26" name="Picture"/>
+                    <pic:cNvPr descr="index_files/figure-docx/cell-4-output-1.png" id="26" name="Picture"/>
                     <pic:cNvPicPr>
                       <a:picLocks noChangeArrowheads="1" noChangeAspect="1"/>
                     </pic:cNvPicPr>

--- a/posts/lda/index.docx
+++ b/posts/lda/index.docx
@@ -13282,6 +13282,44 @@
     </w:p>
     <w:p>
       <w:pPr>
+        <w:pStyle w:val="SourceCode"/>
+      </w:pPr>
+      <w:r>
+        <w:rPr>
+          <w:rStyle w:val="VerbatimChar"/>
+        </w:rPr>
+        <w:t xml:space="preserve">/opt/hostedtoolcache/Python/3.10.21/x64/lib/python3.10/site-packages/matplotlib/cbook.py:1719: ComplexWarning: Casting complex values to real discards the imaginary part</w:t>
+      </w:r>
+      <w:r>
+        <w:br/>
+      </w:r>
+      <w:r>
+        <w:rPr>
+          <w:rStyle w:val="VerbatimChar"/>
+        </w:rPr>
+        <w:t xml:space="preserve">  return math.isfinite(val)</w:t>
+      </w:r>
+      <w:r>
+        <w:br/>
+      </w:r>
+      <w:r>
+        <w:rPr>
+          <w:rStyle w:val="VerbatimChar"/>
+        </w:rPr>
+        <w:t xml:space="preserve">/opt/hostedtoolcache/Python/3.10.21/x64/lib/python3.10/site-packages/matplotlib/collections.py:200: ComplexWarning: Casting complex values to real discards the imaginary part</w:t>
+      </w:r>
+      <w:r>
+        <w:br/>
+      </w:r>
+      <w:r>
+        <w:rPr>
+          <w:rStyle w:val="VerbatimChar"/>
+        </w:rPr>
+        <w:t xml:space="preserve">  offsets = np.asanyarray(offsets, float)</w:t>
+      </w:r>
+    </w:p>
+    <w:p>
+      <w:pPr>
         <w:pStyle w:val="FirstParagraph"/>
       </w:pPr>
       <w:r>
@@ -13294,7 +13332,7 @@
               <a:graphicData uri="http://schemas.openxmlformats.org/drawingml/2006/picture">
                 <pic:pic>
                   <pic:nvPicPr>
-                    <pic:cNvPr descr="index_files/figure-docx/cell-4-output-1.png" id="26" name="Picture"/>
+                    <pic:cNvPr descr="index_files/figure-docx/cell-4-output-2.png" id="26" name="Picture"/>
                     <pic:cNvPicPr>
                       <a:picLocks noChangeArrowheads="1" noChangeAspect="1"/>
                     </pic:cNvPicPr>

--- a/posts/lda/index.docx
+++ b/posts/lda/index.docx
@@ -13935,7 +13935,7 @@
     </w:p>
     <w:bookmarkEnd w:id="28"/>
     <w:bookmarkEnd w:id="29"/>
-    <w:bookmarkStart w:id="31" w:name="references"/>
+    <w:bookmarkStart w:id="30" w:name="references"/>
     <w:p>
       <w:pPr>
         <w:pStyle w:val="Heading2"/>
@@ -14066,59 +14066,6 @@
       </w:r>
     </w:p>
     <w:p>
-      <w:pPr>
-        <w:pStyle w:val="FirstParagraph"/>
-      </w:pPr>
-      <w:r>
-        <w:rPr>
-          <w:b/>
-          <w:bCs/>
-        </w:rPr>
-        <w:t xml:space="preserve">Share on</w:t>
-      </w:r>
-    </w:p>
-    <w:p>
-      <w:pPr>
-        <w:pStyle w:val="BodyText"/>
-      </w:pPr>
-    </w:p>
-    <w:p>
-      <w:pPr>
-        <w:pStyle w:val="BodyText"/>
-      </w:pPr>
-      <w:r>
-        <w:t xml:space="preserve"> </w:t>
-      </w:r>
-    </w:p>
-    <w:p>
-      <w:pPr>
-        <w:pStyle w:val="BodyText"/>
-      </w:pPr>
-    </w:p>
-    <w:p>
-      <w:pPr>
-        <w:pStyle w:val="BodyText"/>
-      </w:pPr>
-      <w:r>
-        <w:t xml:space="preserve"> </w:t>
-      </w:r>
-    </w:p>
-    <w:p>
-      <w:pPr>
-        <w:pStyle w:val="BodyText"/>
-      </w:pPr>
-    </w:p>
-    <w:p>
-      <w:pPr>
-        <w:pStyle w:val="BodyText"/>
-      </w:pPr>
-      <w:r>
-        <w:t xml:space="preserve"> </w:t>
-      </w:r>
-    </w:p>
-    <w:bookmarkStart w:id="30" w:name="fb-root"/>
-    <w:bookmarkEnd w:id="30"/>
-    <w:p>
       <w:r>
         <w:pict>
           <v:rect style="width:0;height:1.5pt" o:hralign="center" o:hrstd="t" o:hr="t"/>
@@ -14137,7 +14084,7 @@
         <w:t xml:space="preserve">You may also like</w:t>
       </w:r>
     </w:p>
-    <w:bookmarkEnd w:id="31"/>
+    <w:bookmarkEnd w:id="30"/>
     <w:sectPr>
       <w:footnotePr>
         <w:numRestart w:val="eachSect"/>
